--- a/vi/files/assignments/Proposal_Rubric.docx
+++ b/vi/files/assignments/Proposal_Rubric.docx
@@ -15,7 +15,7 @@
         <w:pStyle w:val="Subtitle"/>
       </w:pPr>
       <w:r>
-        <w:t>Foundations of Clinical Research: From Clinical Question to Publication</w:t>
+        <w:t>Foundations of Clinical Research — Level 1: From Clinical Question to Publication</w:t>
       </w:r>
     </w:p>
     <w:p>
@@ -4635,7 +4635,7 @@
         <w:color w:val="04242F"/>
         <w:sz w:val="16"/>
       </w:rPr>
-      <w:t>Foundations of Clinical Research  ·  Proposal rubric and feedback form</w:t>
+      <w:t>Foundations of Clinical Research — Level 1  ·  Proposal rubric and feedback form</w:t>
     </w:r>
     <w:r>
       <w:tab/>

--- a/vi/files/assignments/Proposal_Rubric.docx
+++ b/vi/files/assignments/Proposal_Rubric.docx
@@ -7,7 +7,7 @@
         <w:pStyle w:val="Title"/>
       </w:pPr>
       <w:r>
-        <w:t>Group Proposal — Marking Rubric and Feedback Form</w:t>
+        <w:t>Group Proposal: Marking Rubric and Feedback Form</w:t>
       </w:r>
     </w:p>
     <w:p>
@@ -15,7 +15,7 @@
         <w:pStyle w:val="Subtitle"/>
       </w:pPr>
       <w:r>
-        <w:t>Foundations of Clinical Research — Level 1: From Clinical Question to Publication</w:t>
+        <w:t>Foundations of Clinical Research · Level 1: From Clinical Question to Publication</w:t>
       </w:r>
     </w:p>
     <w:p>
@@ -26,13 +26,16 @@
         <w:t>Organisation:</w:t>
       </w:r>
       <w:r>
-        <w:t xml:space="preserve"> Neudata — </w:t>
+        <w:t xml:space="preserve"> Neudata (</w:t>
       </w:r>
       <w:r>
         <w:rPr>
           <w:i/>
         </w:rPr>
         <w:t>#ClearDataClearImpact</w:t>
+      </w:r>
+      <w:r>
+        <w:t>)</w:t>
       </w:r>
     </w:p>
     <w:p>
@@ -43,7 +46,7 @@
         <w:t>Total:</w:t>
       </w:r>
       <w:r>
-        <w:t xml:space="preserve"> 100 points — written proposal and publication plan 70 + presentation 30</w:t>
+        <w:t xml:space="preserve"> 100 points: written proposal and publication plan 70 + presentation 30</w:t>
       </w:r>
     </w:p>
     <w:p>
@@ -162,7 +165,7 @@
         <w:t>one comment per criterion that loses points</w:t>
       </w:r>
       <w:r>
-        <w:t xml:space="preserve"> — what to add or change. These comments are the most valuable part of the feedback.</w:t>
+        <w:t>, saying what to add or change. These comments are the most valuable part of the feedback.</w:t>
       </w:r>
     </w:p>
     <w:p>
@@ -202,7 +205,7 @@
         <w:t>Excellent</w:t>
       </w:r>
       <w:r>
-        <w:t xml:space="preserve"> — complete, correct and specific; </w:t>
+        <w:t xml:space="preserve">: complete, correct and specific. </w:t>
       </w:r>
       <w:r>
         <w:rPr>
@@ -211,7 +214,7 @@
         <w:t>Good</w:t>
       </w:r>
       <w:r>
-        <w:t xml:space="preserve"> — mostly complete and correct, minor gaps; </w:t>
+        <w:t xml:space="preserve">: mostly complete and correct, minor gaps. </w:t>
       </w:r>
       <w:r>
         <w:rPr>
@@ -220,7 +223,7 @@
         <w:t>Needs work</w:t>
       </w:r>
       <w:r>
-        <w:t xml:space="preserve"> — present but vague, incomplete or partly incorrect; </w:t>
+        <w:t xml:space="preserve">: present but vague, incomplete or partly incorrect. </w:t>
       </w:r>
       <w:r>
         <w:rPr>
@@ -229,7 +232,7 @@
         <w:t>Missing</w:t>
       </w:r>
       <w:r>
-        <w:t xml:space="preserve"> — absent or wholly incorrect.</w:t>
+        <w:t>: absent or wholly incorrect.</w:t>
       </w:r>
     </w:p>
     <w:p>
@@ -245,7 +248,7 @@
         <w:pStyle w:val="Heading2"/>
       </w:pPr>
       <w:r>
-        <w:t>Part 1 — Sessions 1–2 (Ask; Find and read)</w:t>
+        <w:t>Part 1: Sessions 1–2 (Ask; Find and read)</w:t>
       </w:r>
     </w:p>
     <w:tbl>
@@ -778,7 +781,7 @@
         <w:pStyle w:val="Heading2"/>
       </w:pPr>
       <w:r>
-        <w:t>Part 2 — Sessions 3–4 (Design; Bias and effect)</w:t>
+        <w:t>Part 2: Sessions 3–4 (Design; Bias and effect)</w:t>
       </w:r>
     </w:p>
     <w:tbl>
@@ -1324,7 +1327,7 @@
         <w:pStyle w:val="Heading2"/>
       </w:pPr>
       <w:r>
-        <w:t>Part 3 — Sessions 5–6 (Data; Analyse)</w:t>
+        <w:t>Part 3: Sessions 5–6 (Data; Analyse)</w:t>
       </w:r>
     </w:p>
     <w:tbl>
@@ -1736,7 +1739,7 @@
         <w:pStyle w:val="Heading2"/>
       </w:pPr>
       <w:r>
-        <w:t>Part 4 — Session 7 (Protect and write)</w:t>
+        <w:t>Part 4: Session 7 (Protect and write)</w:t>
       </w:r>
     </w:p>
     <w:tbl>
@@ -2450,7 +2453,7 @@
     </w:p>
     <w:p>
       <w:r>
-        <w:t xml:space="preserve">Score the 6-minute proposal presentation only; the 1-minute manuscript pitch is not scored (the manuscript has its own rubric, </w:t>
+        <w:t xml:space="preserve">Score the 6-minute proposal presentation only. The 1-minute manuscript pitch is not scored (the manuscript has its own rubric, </w:t>
       </w:r>
       <w:r>
         <w:rPr>
@@ -2862,7 +2865,7 @@
               <w:rPr>
                 <w:sz w:val="17"/>
               </w:rPr>
-              <w:t>—</w:t>
+              <w:t>Not applicable.</w:t>
             </w:r>
           </w:p>
         </w:tc>
@@ -2983,7 +2986,7 @@
               <w:rPr>
                 <w:sz w:val="17"/>
               </w:rPr>
-              <w:t>—</w:t>
+              <w:t>Not applicable.</w:t>
             </w:r>
           </w:p>
         </w:tc>
@@ -3109,7 +3112,7 @@
               <w:rPr>
                 <w:sz w:val="17"/>
               </w:rPr>
-              <w:t>—</w:t>
+              <w:t>Not applicable.</w:t>
             </w:r>
           </w:p>
         </w:tc>
@@ -3230,7 +3233,7 @@
               <w:rPr>
                 <w:sz w:val="17"/>
               </w:rPr>
-              <w:t>—</w:t>
+              <w:t>Not applicable.</w:t>
             </w:r>
           </w:p>
         </w:tc>
@@ -3392,7 +3395,7 @@
               <w:rPr>
                 <w:sz w:val="17"/>
               </w:rPr>
-              <w:t>Strong proposal — ready to develop into a full protocol with the research office.</w:t>
+              <w:t>Strong proposal, ready to develop into a full protocol with the research office.</w:t>
             </w:r>
           </w:p>
         </w:tc>
@@ -3445,7 +3448,7 @@
               <w:rPr>
                 <w:sz w:val="17"/>
               </w:rPr>
-              <w:t>Good proposal — revise the flagged sections before taking it further.</w:t>
+              <w:t>Good proposal. Revise the flagged sections before taking it further.</w:t>
             </w:r>
           </w:p>
         </w:tc>
@@ -3496,7 +3499,7 @@
               <w:rPr>
                 <w:sz w:val="17"/>
               </w:rPr>
-              <w:t>Promising idea — the question or design needs rethinking before it can go further.</w:t>
+              <w:t>Promising idea, but the question or design needs rethinking before it can go further.</w:t>
             </w:r>
           </w:p>
         </w:tc>
@@ -3547,7 +3550,7 @@
               <w:rPr>
                 <w:sz w:val="17"/>
               </w:rPr>
-              <w:t>Major revision needed — meet an instructor to agree the next steps.</w:t>
+              <w:t>Major revision needed. Meet an instructor to agree the next steps.</w:t>
             </w:r>
           </w:p>
         </w:tc>
@@ -3579,7 +3582,7 @@
         <w:pStyle w:val="ListBullet"/>
       </w:pPr>
       <w:r>
-        <w:t>An RCT proposed where randomisation is unethical or impossible — or a cohort where a simple RCT would be feasible.</w:t>
+        <w:t>An RCT proposed where randomisation is unethical or impossible, or a cohort where a simple RCT would be feasible.</w:t>
       </w:r>
     </w:p>
     <w:p>
@@ -3672,7 +3675,7 @@
         <w:pStyle w:val="Heading1"/>
       </w:pPr>
       <w:r>
-        <w:t>Feedback form — group presentation (one per group)</w:t>
+        <w:t>Feedback form: group presentation (one per group)</w:t>
       </w:r>
     </w:p>
     <w:p>
@@ -3723,7 +3726,7 @@
         <w:rPr>
           <w:b/>
         </w:rPr>
-        <w:t>Slide by slide — tick one box per slide</w:t>
+        <w:t>Slide by slide (tick one box per slide)</w:t>
       </w:r>
     </w:p>
     <w:tbl>
@@ -4459,7 +4462,7 @@
         <w:rPr>
           <w:b/>
         </w:rPr>
-        <w:t>Star 1 — something specific that was strong:</w:t>
+        <w:t>Star 1 (something specific that was strong):</w:t>
       </w:r>
     </w:p>
     <w:p>
@@ -4478,7 +4481,7 @@
         <w:rPr>
           <w:b/>
         </w:rPr>
-        <w:t>Star 2 — something else that was strong:</w:t>
+        <w:t>Star 2 (something else that was strong):</w:t>
       </w:r>
     </w:p>
     <w:p>
@@ -4497,7 +4500,7 @@
         <w:rPr>
           <w:b/>
         </w:rPr>
-        <w:t>Wish — the one change that would most improve the written proposal:</w:t>
+        <w:t>Wish (the one change that would most improve the written proposal):</w:t>
       </w:r>
     </w:p>
     <w:p>
@@ -4540,7 +4543,7 @@
         <w:rPr>
           <w:b/>
         </w:rPr>
-        <w:t>Instructor only — presentation score (criteria 12–16):</w:t>
+        <w:t>Presentation score, instructor only (criteria 12–16):</w:t>
       </w:r>
       <w:r>
         <w:t xml:space="preserve"> ___ + ___ + ___ + ___ + ___ = ______ / 30</w:t>
@@ -4635,7 +4638,7 @@
         <w:color w:val="04242F"/>
         <w:sz w:val="16"/>
       </w:rPr>
-      <w:t>Foundations of Clinical Research — Level 1  ·  Proposal rubric and feedback form</w:t>
+      <w:t>Foundations of Clinical Research · Level 1  ·  Proposal rubric and feedback form</w:t>
     </w:r>
     <w:r>
       <w:tab/>

--- a/vi/files/assignments/Proposal_Rubric.docx
+++ b/vi/files/assignments/Proposal_Rubric.docx
@@ -2355,7 +2355,7 @@
               <w:rPr>
                 <w:sz w:val="17"/>
               </w:rPr>
-              <w:t>Parts agree with each other (same question, outcome, population and title throughout); plain language; within ~6 pages; template used; references managed consistently; AI use statement if relevant.</w:t>
+              <w:t>Parts agree with each other (same question, outcome, population and title throughout); plain language; within about 6–8 pages; template used; references managed consistently; AI use statement if relevant.</w:t>
             </w:r>
           </w:p>
         </w:tc>
